--- a/BooksWereOpened.docx
+++ b/BooksWereOpened.docx
@@ -284,7 +284,7 @@
           <w:i w:val="0"/>
           <w:sz w:val="23"/>
         </w:rPr>
-        <w:t xml:space="preserve"> Scripture warns that it can happen: “Whosoever hath sinned against me, him will I blot out of my book” (Exodus 32:33). But Scripture also shows God’s book sealed with seven seals, closed so that no one can even look at it (Revelation 5:1-3). How can names be blotted out of a book no one can open? And if the book was written before the judgment, what keeps anyone from saying the outcome was rigged?</w:t>
+        <w:t xml:space="preserve"> Scripture warns that it can happen: “Whosoever hath sinned against me, him will I blot out of my book” (Exodus 32:33). And Revelation shows a book in God’s hand sealed with seven seals, closed so that no one can even look at it (Revelation 5:1-3), which this research reads as the book of life. If that is so, how can names be blotted out of a book no one can open? And if the book was written before the judgment, what keeps anyone from saying the outcome was rigged?</w:t>
       </w:r>
     </w:p>
     <w:p>
@@ -654,7 +654,37 @@
           <w:i w:val="0"/>
           <w:sz w:val="23"/>
         </w:rPr>
-        <w:t xml:space="preserve"> (singular) is different. It is the book Moses called “thy book which thou hast written” (Exodus 32:32), the Father’s own book. And in Revelation, John saw it sealed.</w:t>
+        <w:t xml:space="preserve"> (singular) is different. It is the book Moses called “thy book which thou hast written” (Exodus 32:32), the Father’s own book.</w:t>
+      </w:r>
+    </w:p>
+    <w:p>
+      <w:pPr>
+        <w:spacing w:after="200" w:line="300" w:lineRule="auto"/>
+        <w:jc w:val="both"/>
+      </w:pPr>
+      <w:r>
+        <w:rPr>
+          <w:rFonts w:ascii="Garamond" w:hAnsi="Garamond" w:cs="Garamond" w:eastAsia="Garamond"/>
+          <w:b w:val="0"/>
+          <w:i w:val="0"/>
+          <w:sz w:val="23"/>
+        </w:rPr>
+        <w:t xml:space="preserve">In this research’s reading, it is also the book John saw sealed with seven seals (Revelation 5:1). Scripture doesn’t name that sealed book in so many words, but three things point to it. It is held first by the Father, “in the right hand of him that sat on the throne” (Revelation 5:1), and Moses called the book of life the Father’s: “thy book which thou hast written” (Exodus 32:32). Then the Lamb takes it (Revelation 5:7), and Scripture calls the book of life “the Lamb’s book of life” (Revelation 21:27). The Lamb is worthy to take it because He “hast redeemed us to God by thy blood” (Revelation 5:9), the price of every name in a book of the redeemed. And a sealed book must be opened at the end, just as John saw: “another book was opened, which is the book of life” (Revelation 20:12).</w:t>
+      </w:r>
+    </w:p>
+    <w:p>
+      <w:pPr>
+        <w:spacing w:after="200" w:line="300" w:lineRule="auto"/>
+        <w:jc w:val="both"/>
+      </w:pPr>
+      <w:r>
+        <w:rPr>
+          <w:rFonts w:ascii="Garamond" w:hAnsi="Garamond" w:cs="Garamond" w:eastAsia="Garamond"/>
+          <w:b w:val="0"/>
+          <w:i w:val="0"/>
+          <w:sz w:val="23"/>
+        </w:rPr>
+        <w:t xml:space="preserve">Even a reader who doesn’t accept that link will find the rest of this study stands on Revelation 20:12 alone: at the judgment there are “the books” and “another book... which is the book of life” (Revelation 20:12), two kinds of records, side by side.</w:t>
       </w:r>
     </w:p>
     <w:p>
@@ -839,7 +869,7 @@
           <w:i w:val="0"/>
           <w:sz w:val="23"/>
         </w:rPr>
-        <w:t xml:space="preserve">When John was taken up in vision to God’s throne, he saw the book: “And I saw in the right hand of him that sat on the throne a book written within and on the backside, sealed with seven seals” (Revelation 5:1).</w:t>
+        <w:t xml:space="preserve">When John was taken up in vision to God’s throne, he saw the book that, in this research’s reading, is the book of life: “And I saw in the right hand of him that sat on the throne a book written within and on the backside, sealed with seven seals” (Revelation 5:1).</w:t>
       </w:r>
     </w:p>
     <w:p>
